--- a/Files/Core/Forms/Modified/Interline/Forms/Multistate/SSCSANCTIONSENDCW0823.docx
+++ b/Files/Core/Forms/Modified/Interline/Forms/Multistate/SSCSANCTIONSENDCW0823.docx
@@ -6,7 +6,6 @@
     <w:tbl>
       <w:tblPr>
         <w:tblW w:w="5400" w:type="pct"/>
-        <w:tblInd w:w="-108" w:type="dxa"/>
         <w:tblLook w:val="04A0"/>
       </w:tblPr>
       <w:tblGrid>
@@ -16,7 +15,6 @@
       <w:tr>
         <w:tblPrEx>
           <w:tblW w:w="5400" w:type="pct"/>
-          <w:tblInd w:w="-108" w:type="dxa"/>
           <w:tblLook w:val="04A0"/>
         </w:tblPrEx>
         <w:tc>
@@ -157,7 +155,6 @@
       <w:tr>
         <w:tblPrEx>
           <w:tblW w:w="5400" w:type="pct"/>
-          <w:tblInd w:w="-108" w:type="dxa"/>
           <w:tblLook w:val="04A0"/>
         </w:tblPrEx>
         <w:tc>
@@ -1416,7 +1413,6 @@
     <w:tblPr>
       <w:tblW w:w="10400" w:type="dxa"/>
       <w:jc w:val="center"/>
-      <w:tblInd w:w="-108" w:type="dxa"/>
       <w:tblLook w:val="04A0"/>
     </w:tblPr>
     <w:tblGrid>
@@ -1427,7 +1423,6 @@
       <w:tblPrEx>
         <w:tblW w:w="10400" w:type="dxa"/>
         <w:jc w:val="center"/>
-        <w:tblInd w:w="-108" w:type="dxa"/>
         <w:tblLook w:val="04A0"/>
       </w:tblPrEx>
       <w:trPr>
@@ -1699,7 +1694,6 @@
       <w:tblPrEx>
         <w:tblW w:w="10400" w:type="dxa"/>
         <w:jc w:val="center"/>
-        <w:tblInd w:w="-108" w:type="dxa"/>
         <w:tblLook w:val="04A0"/>
       </w:tblPrEx>
       <w:trPr>
@@ -1811,7 +1805,6 @@
       <w:tblPrEx>
         <w:tblW w:w="10400" w:type="dxa"/>
         <w:jc w:val="center"/>
-        <w:tblInd w:w="-108" w:type="dxa"/>
         <w:tblLook w:val="04A0"/>
       </w:tblPrEx>
       <w:trPr>
@@ -1946,7 +1939,6 @@
       <w:tblPrEx>
         <w:tblW w:w="10400" w:type="dxa"/>
         <w:jc w:val="center"/>
-        <w:tblInd w:w="-108" w:type="dxa"/>
         <w:tblLook w:val="04A0"/>
       </w:tblPrEx>
       <w:trPr>

--- a/Files/Core/Forms/Modified/Interline/Forms/Multistate/SSCSANCTIONSENDCW0823.docx
+++ b/Files/Core/Forms/Modified/Interline/Forms/Multistate/SSCSANCTIONSENDCW0823.docx
@@ -1,22 +1,17 @@
 
 <file path=word/document.xml><?xml version="1.0" encoding="utf-8"?>
-<w:document xmlns:wpc="http://schemas.microsoft.com/office/word/2010/wordprocessingCanvas" xmlns:cx="http://schemas.microsoft.com/office/drawing/2014/chartex" xmlns:cx1="http://schemas.microsoft.com/office/drawing/2015/9/8/chartex" xmlns:cx2="http://schemas.microsoft.com/office/drawing/2015/10/21/chartex" xmlns:cx3="http://schemas.microsoft.com/office/drawing/2016/5/9/chartex" xmlns:cx4="http://schemas.microsoft.com/office/drawing/2016/5/10/chartex" xmlns:cx5="http://schemas.microsoft.com/office/drawing/2016/5/11/chartex" xmlns:mc="http://schemas.openxmlformats.org/markup-compatibility/2006" xmlns:o="urn:schemas-microsoft-com:office:office" xmlns:r="http://schemas.openxmlformats.org/officeDocument/2006/relationships" xmlns:m="http://schemas.openxmlformats.org/officeDocument/2006/math" xmlns:v="urn:schemas-microsoft-com:vml" xmlns:wp14="http://schemas.microsoft.com/office/word/2010/wordprocessingDrawing" xmlns:wp="http://schemas.openxmlformats.org/drawingml/2006/wordprocessingDrawing" xmlns:w10="urn:schemas-microsoft-com:office:word" xmlns:w="http://schemas.openxmlformats.org/wordprocessingml/2006/main" xmlns:w14="http://schemas.microsoft.com/office/word/2010/wordml" xmlns:w15="http://schemas.microsoft.com/office/word/2012/wordml" xmlns:wne="http://schemas.microsoft.com/office/word/2006/wordml" xmlns:wpg="http://schemas.microsoft.com/office/word/2010/wordprocessingGroup" xmlns:wpi="http://schemas.microsoft.com/office/word/2010/wordprocessingInk" xmlns:wps="http://schemas.microsoft.com/office/word/2010/wordprocessingShape" mc:Ignorable="w14 w15 wp14">
-  <!-- Generated by Aspose.Words for .NET 23.2.0 -->
+<w:document xmlns:wpc="http://schemas.microsoft.com/office/word/2010/wordprocessingCanvas" xmlns:cx="http://schemas.microsoft.com/office/drawing/2014/chartex" xmlns:cx1="http://schemas.microsoft.com/office/drawing/2015/9/8/chartex" xmlns:cx2="http://schemas.microsoft.com/office/drawing/2015/10/21/chartex" xmlns:cx3="http://schemas.microsoft.com/office/drawing/2016/5/9/chartex" xmlns:cx4="http://schemas.microsoft.com/office/drawing/2016/5/10/chartex" xmlns:cx5="http://schemas.microsoft.com/office/drawing/2016/5/11/chartex" xmlns:cx6="http://schemas.microsoft.com/office/drawing/2016/5/12/chartex" xmlns:cx7="http://schemas.microsoft.com/office/drawing/2016/5/13/chartex" xmlns:cx8="http://schemas.microsoft.com/office/drawing/2016/5/14/chartex" xmlns:mc="http://schemas.openxmlformats.org/markup-compatibility/2006" xmlns:aink="http://schemas.microsoft.com/office/drawing/2016/ink" xmlns:am3d="http://schemas.microsoft.com/office/drawing/2017/model3d" xmlns:o="urn:schemas-microsoft-com:office:office" xmlns:oel="http://schemas.microsoft.com/office/2019/extlst" xmlns:r="http://schemas.openxmlformats.org/officeDocument/2006/relationships" xmlns:m="http://schemas.openxmlformats.org/officeDocument/2006/math" xmlns:v="urn:schemas-microsoft-com:vml" xmlns:wp14="http://schemas.microsoft.com/office/word/2010/wordprocessingDrawing" xmlns:wp="http://schemas.openxmlformats.org/drawingml/2006/wordprocessingDrawing" xmlns:w10="urn:schemas-microsoft-com:office:word" xmlns:w="http://schemas.openxmlformats.org/wordprocessingml/2006/main" xmlns:w14="http://schemas.microsoft.com/office/word/2010/wordml" xmlns:w15="http://schemas.microsoft.com/office/word/2012/wordml" xmlns:w16cex="http://schemas.microsoft.com/office/word/2018/wordml/cex" xmlns:w16cid="http://schemas.microsoft.com/office/word/2016/wordml/cid" xmlns:w16="http://schemas.microsoft.com/office/word/2018/wordml" xmlns:w16du="http://schemas.microsoft.com/office/word/2023/wordml/word16du" xmlns:w16sdtdh="http://schemas.microsoft.com/office/word/2020/wordml/sdtdatahash" xmlns:w16sdtfl="http://schemas.microsoft.com/office/word/2024/wordml/sdtformatlock" xmlns:w16se="http://schemas.microsoft.com/office/word/2015/wordml/symex" xmlns:wpg="http://schemas.microsoft.com/office/word/2010/wordprocessingGroup" xmlns:wpi="http://schemas.microsoft.com/office/word/2010/wordprocessingInk" xmlns:wne="http://schemas.microsoft.com/office/word/2006/wordml" xmlns:wps="http://schemas.microsoft.com/office/word/2010/wordprocessingShape" mc:Ignorable="w14 w15 w16se w16cid w16 w16cex w16sdtdh w16sdtfl w16du wp14">
   <w:body>
     <w:tbl>
       <w:tblPr>
         <w:tblW w:w="5400" w:type="pct"/>
-        <w:tblLook w:val="04A0"/>
+        <w:tblLook w:val="04A0" w:firstRow="1" w:lastRow="0" w:firstColumn="1" w:lastColumn="0" w:noHBand="0" w:noVBand="1"/>
       </w:tblPr>
       <w:tblGrid>
         <w:gridCol w:w="6015"/>
         <w:gridCol w:w="6016"/>
       </w:tblGrid>
       <w:tr>
-        <w:tblPrEx>
-          <w:tblW w:w="5400" w:type="pct"/>
-          <w:tblLook w:val="04A0"/>
-        </w:tblPrEx>
         <w:tc>
           <w:tcPr>
             <w:tcW w:w="2500" w:type="pct"/>
@@ -61,6 +56,7 @@
               </w:rPr>
               <w:t>«</w:t>
             </w:r>
+            <w:proofErr w:type="spellStart"/>
             <w:r>
               <w:rPr>
                 <w:rFonts w:ascii="Calibri" w:hAnsi="Calibri" w:cs="Calibri"/>
@@ -68,6 +64,7 @@
               </w:rPr>
               <w:t>CompanyName</w:t>
             </w:r>
+            <w:proofErr w:type="spellEnd"/>
             <w:r>
               <w:rPr>
                 <w:rFonts w:ascii="Calibri" w:hAnsi="Calibri" w:cs="Calibri"/>
@@ -128,6 +125,7 @@
               </w:rPr>
               <w:t>«</w:t>
             </w:r>
+            <w:proofErr w:type="spellStart"/>
             <w:r>
               <w:rPr>
                 <w:rFonts w:ascii="Calibri" w:hAnsi="Calibri" w:cs="Calibri"/>
@@ -135,6 +133,7 @@
               </w:rPr>
               <w:t>PolicyNum</w:t>
             </w:r>
+            <w:proofErr w:type="spellEnd"/>
             <w:r>
               <w:rPr>
                 <w:rFonts w:ascii="Calibri" w:hAnsi="Calibri" w:cs="Calibri"/>
@@ -153,10 +152,6 @@
         </w:tc>
       </w:tr>
       <w:tr>
-        <w:tblPrEx>
-          <w:tblW w:w="5400" w:type="pct"/>
-          <w:tblLook w:val="04A0"/>
-        </w:tblPrEx>
         <w:tc>
           <w:tcPr>
             <w:tcW w:w="2500" w:type="pct"/>
@@ -201,6 +196,7 @@
               </w:rPr>
               <w:t>«</w:t>
             </w:r>
+            <w:proofErr w:type="spellStart"/>
             <w:r>
               <w:rPr>
                 <w:rFonts w:ascii="Calibri" w:hAnsi="Calibri" w:cs="Calibri"/>
@@ -208,6 +204,7 @@
               </w:rPr>
               <w:t>NamedInsured</w:t>
             </w:r>
+            <w:proofErr w:type="spellEnd"/>
             <w:r>
               <w:rPr>
                 <w:rFonts w:ascii="Calibri" w:hAnsi="Calibri" w:cs="Calibri"/>
@@ -268,6 +265,7 @@
               </w:rPr>
               <w:t>«</w:t>
             </w:r>
+            <w:proofErr w:type="spellStart"/>
             <w:r>
               <w:rPr>
                 <w:rFonts w:ascii="Calibri" w:hAnsi="Calibri" w:cs="Calibri"/>
@@ -275,6 +273,7 @@
               </w:rPr>
               <w:t>PolEffDate</w:t>
             </w:r>
+            <w:proofErr w:type="spellEnd"/>
             <w:r>
               <w:rPr>
                 <w:rFonts w:ascii="Calibri" w:hAnsi="Calibri" w:cs="Calibri"/>
@@ -1072,10 +1071,10 @@
       </w:pPr>
     </w:p>
     <w:sectPr>
-      <w:headerReference w:type="even" r:id="rId8"/>
-      <w:headerReference w:type="default" r:id="rId9"/>
-      <w:headerReference w:type="first" r:id="rId10"/>
-      <w:footerReference w:type="first" r:id="rId11"/>
+      <w:headerReference w:type="even" r:id="rId10"/>
+      <w:headerReference w:type="default" r:id="rId11"/>
+      <w:headerReference w:type="first" r:id="rId12"/>
+      <w:footerReference w:type="first" r:id="rId13"/>
       <w:type w:val="continuous"/>
       <w:pgSz w:w="12240" w:h="15840"/>
       <w:pgMar w:top="840" w:right="520" w:bottom="280" w:left="580" w:header="720" w:footer="720" w:gutter="0"/>
@@ -1087,8 +1086,27 @@
 </w:document>
 </file>
 
+<file path=word/endnotes.xml><?xml version="1.0" encoding="utf-8"?>
+<w:endnotes xmlns:wpc="http://schemas.microsoft.com/office/word/2010/wordprocessingCanvas" xmlns:cx="http://schemas.microsoft.com/office/drawing/2014/chartex" xmlns:cx1="http://schemas.microsoft.com/office/drawing/2015/9/8/chartex" xmlns:cx2="http://schemas.microsoft.com/office/drawing/2015/10/21/chartex" xmlns:cx3="http://schemas.microsoft.com/office/drawing/2016/5/9/chartex" xmlns:cx4="http://schemas.microsoft.com/office/drawing/2016/5/10/chartex" xmlns:cx5="http://schemas.microsoft.com/office/drawing/2016/5/11/chartex" xmlns:cx6="http://schemas.microsoft.com/office/drawing/2016/5/12/chartex" xmlns:cx7="http://schemas.microsoft.com/office/drawing/2016/5/13/chartex" xmlns:cx8="http://schemas.microsoft.com/office/drawing/2016/5/14/chartex" xmlns:mc="http://schemas.openxmlformats.org/markup-compatibility/2006" xmlns:aink="http://schemas.microsoft.com/office/drawing/2016/ink" xmlns:am3d="http://schemas.microsoft.com/office/drawing/2017/model3d" xmlns:o="urn:schemas-microsoft-com:office:office" xmlns:oel="http://schemas.microsoft.com/office/2019/extlst" xmlns:r="http://schemas.openxmlformats.org/officeDocument/2006/relationships" xmlns:m="http://schemas.openxmlformats.org/officeDocument/2006/math" xmlns:v="urn:schemas-microsoft-com:vml" xmlns:wp14="http://schemas.microsoft.com/office/word/2010/wordprocessingDrawing" xmlns:wp="http://schemas.openxmlformats.org/drawingml/2006/wordprocessingDrawing" xmlns:w10="urn:schemas-microsoft-com:office:word" xmlns:w="http://schemas.openxmlformats.org/wordprocessingml/2006/main" xmlns:w14="http://schemas.microsoft.com/office/word/2010/wordml" xmlns:w15="http://schemas.microsoft.com/office/word/2012/wordml" xmlns:w16cex="http://schemas.microsoft.com/office/word/2018/wordml/cex" xmlns:w16cid="http://schemas.microsoft.com/office/word/2016/wordml/cid" xmlns:w16="http://schemas.microsoft.com/office/word/2018/wordml" xmlns:w16du="http://schemas.microsoft.com/office/word/2023/wordml/word16du" xmlns:w16sdtdh="http://schemas.microsoft.com/office/word/2020/wordml/sdtdatahash" xmlns:w16sdtfl="http://schemas.microsoft.com/office/word/2024/wordml/sdtformatlock" xmlns:w16se="http://schemas.microsoft.com/office/word/2015/wordml/symex" xmlns:wpg="http://schemas.microsoft.com/office/word/2010/wordprocessingGroup" xmlns:wpi="http://schemas.microsoft.com/office/word/2010/wordprocessingInk" xmlns:wne="http://schemas.microsoft.com/office/word/2006/wordml" xmlns:wps="http://schemas.microsoft.com/office/word/2010/wordprocessingShape" mc:Ignorable="w14 w15 w16se w16cid w16 w16cex w16sdtdh w16sdtfl w16du wp14">
+  <w:endnote w:type="separator" w:id="-1">
+    <w:p>
+      <w:r>
+        <w:separator/>
+      </w:r>
+    </w:p>
+  </w:endnote>
+  <w:endnote w:type="continuationSeparator" w:id="0">
+    <w:p>
+      <w:r>
+        <w:continuationSeparator/>
+      </w:r>
+    </w:p>
+  </w:endnote>
+</w:endnotes>
+</file>
+
 <file path=word/footer1.xml><?xml version="1.0" encoding="utf-8"?>
-<w:ftr xmlns:wpc="http://schemas.microsoft.com/office/word/2010/wordprocessingCanvas" xmlns:cx="http://schemas.microsoft.com/office/drawing/2014/chartex" xmlns:cx1="http://schemas.microsoft.com/office/drawing/2015/9/8/chartex" xmlns:cx2="http://schemas.microsoft.com/office/drawing/2015/10/21/chartex" xmlns:cx3="http://schemas.microsoft.com/office/drawing/2016/5/9/chartex" xmlns:cx4="http://schemas.microsoft.com/office/drawing/2016/5/10/chartex" xmlns:cx5="http://schemas.microsoft.com/office/drawing/2016/5/11/chartex" xmlns:mc="http://schemas.openxmlformats.org/markup-compatibility/2006" xmlns:o="urn:schemas-microsoft-com:office:office" xmlns:r="http://schemas.openxmlformats.org/officeDocument/2006/relationships" xmlns:m="http://schemas.openxmlformats.org/officeDocument/2006/math" xmlns:v="urn:schemas-microsoft-com:vml" xmlns:wp14="http://schemas.microsoft.com/office/word/2010/wordprocessingDrawing" xmlns:wp="http://schemas.openxmlformats.org/drawingml/2006/wordprocessingDrawing" xmlns:w10="urn:schemas-microsoft-com:office:word" xmlns:w="http://schemas.openxmlformats.org/wordprocessingml/2006/main" xmlns:w14="http://schemas.microsoft.com/office/word/2010/wordml" xmlns:w15="http://schemas.microsoft.com/office/word/2012/wordml" xmlns:wne="http://schemas.microsoft.com/office/word/2006/wordml" xmlns:wpg="http://schemas.microsoft.com/office/word/2010/wordprocessingGroup" xmlns:wpi="http://schemas.microsoft.com/office/word/2010/wordprocessingInk" xmlns:wps="http://schemas.microsoft.com/office/word/2010/wordprocessingShape" mc:Ignorable="w14 w15 wp14">
+<w:ftr xmlns:wpc="http://schemas.microsoft.com/office/word/2010/wordprocessingCanvas" xmlns:cx="http://schemas.microsoft.com/office/drawing/2014/chartex" xmlns:cx1="http://schemas.microsoft.com/office/drawing/2015/9/8/chartex" xmlns:cx2="http://schemas.microsoft.com/office/drawing/2015/10/21/chartex" xmlns:cx3="http://schemas.microsoft.com/office/drawing/2016/5/9/chartex" xmlns:cx4="http://schemas.microsoft.com/office/drawing/2016/5/10/chartex" xmlns:cx5="http://schemas.microsoft.com/office/drawing/2016/5/11/chartex" xmlns:cx6="http://schemas.microsoft.com/office/drawing/2016/5/12/chartex" xmlns:cx7="http://schemas.microsoft.com/office/drawing/2016/5/13/chartex" xmlns:cx8="http://schemas.microsoft.com/office/drawing/2016/5/14/chartex" xmlns:mc="http://schemas.openxmlformats.org/markup-compatibility/2006" xmlns:aink="http://schemas.microsoft.com/office/drawing/2016/ink" xmlns:am3d="http://schemas.microsoft.com/office/drawing/2017/model3d" xmlns:o="urn:schemas-microsoft-com:office:office" xmlns:oel="http://schemas.microsoft.com/office/2019/extlst" xmlns:r="http://schemas.openxmlformats.org/officeDocument/2006/relationships" xmlns:m="http://schemas.openxmlformats.org/officeDocument/2006/math" xmlns:v="urn:schemas-microsoft-com:vml" xmlns:wp14="http://schemas.microsoft.com/office/word/2010/wordprocessingDrawing" xmlns:wp="http://schemas.openxmlformats.org/drawingml/2006/wordprocessingDrawing" xmlns:w10="urn:schemas-microsoft-com:office:word" xmlns:w="http://schemas.openxmlformats.org/wordprocessingml/2006/main" xmlns:w14="http://schemas.microsoft.com/office/word/2010/wordml" xmlns:w15="http://schemas.microsoft.com/office/word/2012/wordml" xmlns:w16cex="http://schemas.microsoft.com/office/word/2018/wordml/cex" xmlns:w16cid="http://schemas.microsoft.com/office/word/2016/wordml/cid" xmlns:w16="http://schemas.microsoft.com/office/word/2018/wordml" xmlns:w16du="http://schemas.microsoft.com/office/word/2023/wordml/word16du" xmlns:w16sdtdh="http://schemas.microsoft.com/office/word/2020/wordml/sdtdatahash" xmlns:w16sdtfl="http://schemas.microsoft.com/office/word/2024/wordml/sdtformatlock" xmlns:w16se="http://schemas.microsoft.com/office/word/2015/wordml/symex" xmlns:wpg="http://schemas.microsoft.com/office/word/2010/wordprocessingGroup" xmlns:wpi="http://schemas.microsoft.com/office/word/2010/wordprocessingInk" xmlns:wne="http://schemas.microsoft.com/office/word/2006/wordml" xmlns:wps="http://schemas.microsoft.com/office/word/2010/wordprocessingShape" mc:Ignorable="w14 w15 w16se w16cid w16 w16cex w16sdtdh w16sdtfl w16du wp14">
   <w:p>
     <w:pPr>
       <w:pStyle w:val="Footer"/>
@@ -1280,8 +1298,27 @@
 </w:ftr>
 </file>
 
+<file path=word/footnotes.xml><?xml version="1.0" encoding="utf-8"?>
+<w:footnotes xmlns:wpc="http://schemas.microsoft.com/office/word/2010/wordprocessingCanvas" xmlns:cx="http://schemas.microsoft.com/office/drawing/2014/chartex" xmlns:cx1="http://schemas.microsoft.com/office/drawing/2015/9/8/chartex" xmlns:cx2="http://schemas.microsoft.com/office/drawing/2015/10/21/chartex" xmlns:cx3="http://schemas.microsoft.com/office/drawing/2016/5/9/chartex" xmlns:cx4="http://schemas.microsoft.com/office/drawing/2016/5/10/chartex" xmlns:cx5="http://schemas.microsoft.com/office/drawing/2016/5/11/chartex" xmlns:cx6="http://schemas.microsoft.com/office/drawing/2016/5/12/chartex" xmlns:cx7="http://schemas.microsoft.com/office/drawing/2016/5/13/chartex" xmlns:cx8="http://schemas.microsoft.com/office/drawing/2016/5/14/chartex" xmlns:mc="http://schemas.openxmlformats.org/markup-compatibility/2006" xmlns:aink="http://schemas.microsoft.com/office/drawing/2016/ink" xmlns:am3d="http://schemas.microsoft.com/office/drawing/2017/model3d" xmlns:o="urn:schemas-microsoft-com:office:office" xmlns:oel="http://schemas.microsoft.com/office/2019/extlst" xmlns:r="http://schemas.openxmlformats.org/officeDocument/2006/relationships" xmlns:m="http://schemas.openxmlformats.org/officeDocument/2006/math" xmlns:v="urn:schemas-microsoft-com:vml" xmlns:wp14="http://schemas.microsoft.com/office/word/2010/wordprocessingDrawing" xmlns:wp="http://schemas.openxmlformats.org/drawingml/2006/wordprocessingDrawing" xmlns:w10="urn:schemas-microsoft-com:office:word" xmlns:w="http://schemas.openxmlformats.org/wordprocessingml/2006/main" xmlns:w14="http://schemas.microsoft.com/office/word/2010/wordml" xmlns:w15="http://schemas.microsoft.com/office/word/2012/wordml" xmlns:w16cex="http://schemas.microsoft.com/office/word/2018/wordml/cex" xmlns:w16cid="http://schemas.microsoft.com/office/word/2016/wordml/cid" xmlns:w16="http://schemas.microsoft.com/office/word/2018/wordml" xmlns:w16du="http://schemas.microsoft.com/office/word/2023/wordml/word16du" xmlns:w16sdtdh="http://schemas.microsoft.com/office/word/2020/wordml/sdtdatahash" xmlns:w16sdtfl="http://schemas.microsoft.com/office/word/2024/wordml/sdtformatlock" xmlns:w16se="http://schemas.microsoft.com/office/word/2015/wordml/symex" xmlns:wpg="http://schemas.microsoft.com/office/word/2010/wordprocessingGroup" xmlns:wpi="http://schemas.microsoft.com/office/word/2010/wordprocessingInk" xmlns:wne="http://schemas.microsoft.com/office/word/2006/wordml" xmlns:wps="http://schemas.microsoft.com/office/word/2010/wordprocessingShape" mc:Ignorable="w14 w15 w16se w16cid w16 w16cex w16sdtdh w16sdtfl w16du wp14">
+  <w:footnote w:type="separator" w:id="-1">
+    <w:p>
+      <w:r>
+        <w:separator/>
+      </w:r>
+    </w:p>
+  </w:footnote>
+  <w:footnote w:type="continuationSeparator" w:id="0">
+    <w:p>
+      <w:r>
+        <w:continuationSeparator/>
+      </w:r>
+    </w:p>
+  </w:footnote>
+</w:footnotes>
+</file>
+
 <file path=word/header1.xml><?xml version="1.0" encoding="utf-8"?>
-<w:hdr xmlns:wpc="http://schemas.microsoft.com/office/word/2010/wordprocessingCanvas" xmlns:cx="http://schemas.microsoft.com/office/drawing/2014/chartex" xmlns:cx1="http://schemas.microsoft.com/office/drawing/2015/9/8/chartex" xmlns:cx2="http://schemas.microsoft.com/office/drawing/2015/10/21/chartex" xmlns:cx3="http://schemas.microsoft.com/office/drawing/2016/5/9/chartex" xmlns:cx4="http://schemas.microsoft.com/office/drawing/2016/5/10/chartex" xmlns:cx5="http://schemas.microsoft.com/office/drawing/2016/5/11/chartex" xmlns:mc="http://schemas.openxmlformats.org/markup-compatibility/2006" xmlns:o="urn:schemas-microsoft-com:office:office" xmlns:r="http://schemas.openxmlformats.org/officeDocument/2006/relationships" xmlns:m="http://schemas.openxmlformats.org/officeDocument/2006/math" xmlns:v="urn:schemas-microsoft-com:vml" xmlns:wp14="http://schemas.microsoft.com/office/word/2010/wordprocessingDrawing" xmlns:wp="http://schemas.openxmlformats.org/drawingml/2006/wordprocessingDrawing" xmlns:w10="urn:schemas-microsoft-com:office:word" xmlns:w="http://schemas.openxmlformats.org/wordprocessingml/2006/main" xmlns:w14="http://schemas.microsoft.com/office/word/2010/wordml" xmlns:w15="http://schemas.microsoft.com/office/word/2012/wordml" xmlns:wne="http://schemas.microsoft.com/office/word/2006/wordml" xmlns:wpg="http://schemas.microsoft.com/office/word/2010/wordprocessingGroup" xmlns:wpi="http://schemas.microsoft.com/office/word/2010/wordprocessingInk" xmlns:wps="http://schemas.microsoft.com/office/word/2010/wordprocessingShape" mc:Ignorable="w14 w15 wp14">
+<w:hdr xmlns:wpc="http://schemas.microsoft.com/office/word/2010/wordprocessingCanvas" xmlns:cx="http://schemas.microsoft.com/office/drawing/2014/chartex" xmlns:cx1="http://schemas.microsoft.com/office/drawing/2015/9/8/chartex" xmlns:cx2="http://schemas.microsoft.com/office/drawing/2015/10/21/chartex" xmlns:cx3="http://schemas.microsoft.com/office/drawing/2016/5/9/chartex" xmlns:cx4="http://schemas.microsoft.com/office/drawing/2016/5/10/chartex" xmlns:cx5="http://schemas.microsoft.com/office/drawing/2016/5/11/chartex" xmlns:cx6="http://schemas.microsoft.com/office/drawing/2016/5/12/chartex" xmlns:cx7="http://schemas.microsoft.com/office/drawing/2016/5/13/chartex" xmlns:cx8="http://schemas.microsoft.com/office/drawing/2016/5/14/chartex" xmlns:mc="http://schemas.openxmlformats.org/markup-compatibility/2006" xmlns:aink="http://schemas.microsoft.com/office/drawing/2016/ink" xmlns:am3d="http://schemas.microsoft.com/office/drawing/2017/model3d" xmlns:o="urn:schemas-microsoft-com:office:office" xmlns:oel="http://schemas.microsoft.com/office/2019/extlst" xmlns:r="http://schemas.openxmlformats.org/officeDocument/2006/relationships" xmlns:m="http://schemas.openxmlformats.org/officeDocument/2006/math" xmlns:v="urn:schemas-microsoft-com:vml" xmlns:wp14="http://schemas.microsoft.com/office/word/2010/wordprocessingDrawing" xmlns:wp="http://schemas.openxmlformats.org/drawingml/2006/wordprocessingDrawing" xmlns:w10="urn:schemas-microsoft-com:office:word" xmlns:w="http://schemas.openxmlformats.org/wordprocessingml/2006/main" xmlns:w14="http://schemas.microsoft.com/office/word/2010/wordml" xmlns:w15="http://schemas.microsoft.com/office/word/2012/wordml" xmlns:w16cex="http://schemas.microsoft.com/office/word/2018/wordml/cex" xmlns:w16cid="http://schemas.microsoft.com/office/word/2016/wordml/cid" xmlns:w16="http://schemas.microsoft.com/office/word/2018/wordml" xmlns:w16du="http://schemas.microsoft.com/office/word/2023/wordml/word16du" xmlns:w16sdtdh="http://schemas.microsoft.com/office/word/2020/wordml/sdtdatahash" xmlns:w16sdtfl="http://schemas.microsoft.com/office/word/2024/wordml/sdtformatlock" xmlns:w16se="http://schemas.microsoft.com/office/word/2015/wordml/symex" xmlns:wpg="http://schemas.microsoft.com/office/word/2010/wordprocessingGroup" xmlns:wpi="http://schemas.microsoft.com/office/word/2010/wordprocessingInk" xmlns:wne="http://schemas.microsoft.com/office/word/2006/wordml" xmlns:wps="http://schemas.microsoft.com/office/word/2010/wordprocessingShape" mc:Ignorable="w14 w15 w16se w16cid w16 w16cex w16sdtdh w16sdtfl w16du wp14">
   <w:p>
     <w:pPr>
       <w:pStyle w:val="Header"/>
@@ -1293,8 +1330,8 @@
       <mc:AlternateContent>
         <mc:Choice Requires="wps">
           <w:drawing>
-            <wp:anchor distT="0" distB="0" distL="0" distR="0" simplePos="0" relativeHeight="251660288" behindDoc="0" locked="0" layoutInCell="1" allowOverlap="1">
-              <wp:simplePos x="0" y="0"/>
+            <wp:anchor distT="0" distB="0" distL="0" distR="0" simplePos="0" relativeHeight="251659264" behindDoc="0" locked="0" layoutInCell="1" allowOverlap="1" wp14:anchorId="7AFDA78E" wp14:editId="0934EDD1">
+              <wp:simplePos x="635" y="635"/>
               <wp:positionH relativeFrom="page">
                 <wp:align>left</wp:align>
               </wp:positionH>
@@ -1306,7 +1343,7 @@
               <wp:wrapNone/>
               <wp:docPr id="458271654" name="Text Box 2" descr="Classified: RESTRICTED">
                 <a:extLst xmlns:a="http://schemas.openxmlformats.org/drawingml/2006/main">
-                  <a:ext xmlns:a="http://schemas.openxmlformats.org/drawingml/2006/main" uri="{5AE41FA2-C0FF-4470-9BD4-5FADCA87CBE2}">
+                  <a:ext uri="{5AE41FA2-C0FF-4470-9BD4-5FADCA87CBE2}">
                     <aclsh:classification xmlns:aclsh="http://schemas.microsoft.com/office/drawing/2020/classificationShape" classificationOutcomeType="hdr"/>
                   </a:ext>
                 </a:extLst>
@@ -1314,7 +1351,7 @@
               <wp:cNvGraphicFramePr/>
               <a:graphic xmlns:a="http://schemas.openxmlformats.org/drawingml/2006/main">
                 <a:graphicData uri="http://schemas.microsoft.com/office/word/2010/wordprocessingShape">
-                  <wps:wsp xmlns:wps="http://schemas.microsoft.com/office/word/2010/wordprocessingShape">
+                  <wps:wsp>
                     <wps:cNvSpPr txBox="1"/>
                     <wps:spPr>
                       <a:xfrm>
@@ -1368,11 +1405,11 @@
         </mc:Choice>
         <mc:Fallback>
           <w:pict>
-            <v:shapetype id="_x0000_t202" coordsize="21600,21600" o:spt="202" path="m,l,21600r21600,l21600,xe">
+            <v:shapetype w14:anchorId="7AFDA78E" id="_x0000_t202" coordsize="21600,21600" o:spt="202" path="m,l,21600r21600,l21600,xe">
               <v:stroke joinstyle="miter"/>
               <v:path gradientshapeok="t" o:connecttype="rect"/>
             </v:shapetype>
-            <v:shape id="Text Box 2" o:spid="_x0000_s2049" type="#_x0000_t202" alt="Classified: RESTRICTED" style="width:112.05pt;height:27.2pt;margin-top:0;margin-left:0;mso-position-horizontal:left;mso-position-horizontal-relative:page;mso-position-vertical:top;mso-position-vertical-relative:page;mso-wrap-distance-bottom:0;mso-wrap-distance-left:0;mso-wrap-distance-right:0;mso-wrap-distance-top:0;mso-wrap-style:none;position:absolute;v-text-anchor:top;visibility:visible;z-index:251661312" filled="f" stroked="f">
+            <v:shape id="Text Box 2" o:spid="_x0000_s1026" type="#_x0000_t202" alt="Classified: RESTRICTED" style="position:absolute;margin-left:0;margin-top:0;width:112.05pt;height:27.2pt;z-index:251659264;visibility:visible;mso-wrap-style:none;mso-wrap-distance-left:0;mso-wrap-distance-top:0;mso-wrap-distance-right:0;mso-wrap-distance-bottom:0;mso-position-horizontal:left;mso-position-horizontal-relative:page;mso-position-vertical:top;mso-position-vertical-relative:page;v-text-anchor:top" o:gfxdata="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" filled="f" stroked="f">
               <v:textbox style="mso-fit-shape-to-text:t" inset="20pt,15pt,0,0">
                 <w:txbxContent>
                   <w:p>
@@ -1398,6 +1435,7 @@
                   </w:p>
                 </w:txbxContent>
               </v:textbox>
+              <w10:wrap anchorx="page" anchory="page"/>
             </v:shape>
           </w:pict>
         </mc:Fallback>
@@ -1408,23 +1446,18 @@
 </file>
 
 <file path=word/header2.xml><?xml version="1.0" encoding="utf-8"?>
-<w:hdr xmlns:wpc="http://schemas.microsoft.com/office/word/2010/wordprocessingCanvas" xmlns:cx="http://schemas.microsoft.com/office/drawing/2014/chartex" xmlns:cx1="http://schemas.microsoft.com/office/drawing/2015/9/8/chartex" xmlns:cx2="http://schemas.microsoft.com/office/drawing/2015/10/21/chartex" xmlns:cx3="http://schemas.microsoft.com/office/drawing/2016/5/9/chartex" xmlns:cx4="http://schemas.microsoft.com/office/drawing/2016/5/10/chartex" xmlns:cx5="http://schemas.microsoft.com/office/drawing/2016/5/11/chartex" xmlns:mc="http://schemas.openxmlformats.org/markup-compatibility/2006" xmlns:o="urn:schemas-microsoft-com:office:office" xmlns:r="http://schemas.openxmlformats.org/officeDocument/2006/relationships" xmlns:m="http://schemas.openxmlformats.org/officeDocument/2006/math" xmlns:v="urn:schemas-microsoft-com:vml" xmlns:wp14="http://schemas.microsoft.com/office/word/2010/wordprocessingDrawing" xmlns:wp="http://schemas.openxmlformats.org/drawingml/2006/wordprocessingDrawing" xmlns:w10="urn:schemas-microsoft-com:office:word" xmlns:w="http://schemas.openxmlformats.org/wordprocessingml/2006/main" xmlns:w14="http://schemas.microsoft.com/office/word/2010/wordml" xmlns:w15="http://schemas.microsoft.com/office/word/2012/wordml" xmlns:wne="http://schemas.microsoft.com/office/word/2006/wordml" xmlns:wpg="http://schemas.microsoft.com/office/word/2010/wordprocessingGroup" xmlns:wpi="http://schemas.microsoft.com/office/word/2010/wordprocessingInk" xmlns:wps="http://schemas.microsoft.com/office/word/2010/wordprocessingShape" mc:Ignorable="w14 w15 wp14">
+<w:hdr xmlns:wpc="http://schemas.microsoft.com/office/word/2010/wordprocessingCanvas" xmlns:cx="http://schemas.microsoft.com/office/drawing/2014/chartex" xmlns:cx1="http://schemas.microsoft.com/office/drawing/2015/9/8/chartex" xmlns:cx2="http://schemas.microsoft.com/office/drawing/2015/10/21/chartex" xmlns:cx3="http://schemas.microsoft.com/office/drawing/2016/5/9/chartex" xmlns:cx4="http://schemas.microsoft.com/office/drawing/2016/5/10/chartex" xmlns:cx5="http://schemas.microsoft.com/office/drawing/2016/5/11/chartex" xmlns:cx6="http://schemas.microsoft.com/office/drawing/2016/5/12/chartex" xmlns:cx7="http://schemas.microsoft.com/office/drawing/2016/5/13/chartex" xmlns:cx8="http://schemas.microsoft.com/office/drawing/2016/5/14/chartex" xmlns:mc="http://schemas.openxmlformats.org/markup-compatibility/2006" xmlns:aink="http://schemas.microsoft.com/office/drawing/2016/ink" xmlns:am3d="http://schemas.microsoft.com/office/drawing/2017/model3d" xmlns:o="urn:schemas-microsoft-com:office:office" xmlns:oel="http://schemas.microsoft.com/office/2019/extlst" xmlns:r="http://schemas.openxmlformats.org/officeDocument/2006/relationships" xmlns:m="http://schemas.openxmlformats.org/officeDocument/2006/math" xmlns:v="urn:schemas-microsoft-com:vml" xmlns:wp14="http://schemas.microsoft.com/office/word/2010/wordprocessingDrawing" xmlns:wp="http://schemas.openxmlformats.org/drawingml/2006/wordprocessingDrawing" xmlns:w10="urn:schemas-microsoft-com:office:word" xmlns:w="http://schemas.openxmlformats.org/wordprocessingml/2006/main" xmlns:w14="http://schemas.microsoft.com/office/word/2010/wordml" xmlns:w15="http://schemas.microsoft.com/office/word/2012/wordml" xmlns:w16cex="http://schemas.microsoft.com/office/word/2018/wordml/cex" xmlns:w16cid="http://schemas.microsoft.com/office/word/2016/wordml/cid" xmlns:w16="http://schemas.microsoft.com/office/word/2018/wordml" xmlns:w16du="http://schemas.microsoft.com/office/word/2023/wordml/word16du" xmlns:w16sdtdh="http://schemas.microsoft.com/office/word/2020/wordml/sdtdatahash" xmlns:w16sdtfl="http://schemas.microsoft.com/office/word/2024/wordml/sdtformatlock" xmlns:w16se="http://schemas.microsoft.com/office/word/2015/wordml/symex" xmlns:wpg="http://schemas.microsoft.com/office/word/2010/wordprocessingGroup" xmlns:wpi="http://schemas.microsoft.com/office/word/2010/wordprocessingInk" xmlns:wne="http://schemas.microsoft.com/office/word/2006/wordml" xmlns:wps="http://schemas.microsoft.com/office/word/2010/wordprocessingShape" mc:Ignorable="w14 w15 w16se w16cid w16 w16cex w16sdtdh w16sdtfl w16du wp14">
   <w:tbl>
     <w:tblPr>
       <w:tblW w:w="10400" w:type="dxa"/>
       <w:jc w:val="center"/>
-      <w:tblLook w:val="04A0"/>
+      <w:tblLook w:val="04A0" w:firstRow="1" w:lastRow="0" w:firstColumn="1" w:lastColumn="0" w:noHBand="0" w:noVBand="1"/>
     </w:tblPr>
     <w:tblGrid>
       <w:gridCol w:w="5490"/>
       <w:gridCol w:w="4910"/>
     </w:tblGrid>
     <w:tr>
-      <w:tblPrEx>
-        <w:tblW w:w="10400" w:type="dxa"/>
-        <w:jc w:val="center"/>
-        <w:tblLook w:val="04A0"/>
-      </w:tblPrEx>
       <w:trPr>
         <w:trHeight w:val="300"/>
         <w:jc w:val="center"/>
@@ -1467,8 +1500,8 @@
             <mc:AlternateContent>
               <mc:Choice Requires="wps">
                 <w:drawing>
-                  <wp:anchor distT="0" distB="0" distL="0" distR="0" simplePos="0" relativeHeight="251662336" behindDoc="0" locked="0" layoutInCell="1" allowOverlap="1">
-                    <wp:simplePos x="0" y="0"/>
+                  <wp:anchor distT="0" distB="0" distL="0" distR="0" simplePos="0" relativeHeight="251660288" behindDoc="0" locked="0" layoutInCell="1" allowOverlap="1" wp14:anchorId="5AD55AC1" wp14:editId="673072D5">
+                    <wp:simplePos x="635" y="635"/>
                     <wp:positionH relativeFrom="page">
                       <wp:align>left</wp:align>
                     </wp:positionH>
@@ -1480,7 +1513,7 @@
                     <wp:wrapNone/>
                     <wp:docPr id="79659612" name="Text Box 3" descr="Classified: RESTRICTED">
                       <a:extLst xmlns:a="http://schemas.openxmlformats.org/drawingml/2006/main">
-                        <a:ext xmlns:a="http://schemas.openxmlformats.org/drawingml/2006/main" uri="{5AE41FA2-C0FF-4470-9BD4-5FADCA87CBE2}">
+                        <a:ext uri="{5AE41FA2-C0FF-4470-9BD4-5FADCA87CBE2}">
                           <aclsh:classification xmlns:aclsh="http://schemas.microsoft.com/office/drawing/2020/classificationShape" classificationOutcomeType="hdr"/>
                         </a:ext>
                       </a:extLst>
@@ -1488,7 +1521,7 @@
                     <wp:cNvGraphicFramePr/>
                     <a:graphic xmlns:a="http://schemas.openxmlformats.org/drawingml/2006/main">
                       <a:graphicData uri="http://schemas.microsoft.com/office/word/2010/wordprocessingShape">
-                        <wps:wsp xmlns:wps="http://schemas.microsoft.com/office/word/2010/wordprocessingShape">
+                        <wps:wsp>
                           <wps:cNvSpPr txBox="1"/>
                           <wps:spPr>
                             <a:xfrm>
@@ -1542,11 +1575,11 @@
               </mc:Choice>
               <mc:Fallback>
                 <w:pict>
-                  <v:shapetype id="_x0000_t202" coordsize="21600,21600" o:spt="202" path="m,l,21600r21600,l21600,xe">
+                  <v:shapetype w14:anchorId="5AD55AC1" id="_x0000_t202" coordsize="21600,21600" o:spt="202" path="m,l,21600r21600,l21600,xe">
                     <v:stroke joinstyle="miter"/>
                     <v:path gradientshapeok="t" o:connecttype="rect"/>
                   </v:shapetype>
-                  <v:shape id="Text Box 3" o:spid="_x0000_s2050" type="#_x0000_t202" alt="Classified: RESTRICTED" style="width:112.05pt;height:27.2pt;margin-top:0;margin-left:0;mso-position-horizontal:left;mso-position-horizontal-relative:page;mso-position-vertical:top;mso-position-vertical-relative:page;mso-wrap-distance-bottom:0;mso-wrap-distance-left:0;mso-wrap-distance-right:0;mso-wrap-distance-top:0;mso-wrap-style:none;position:absolute;v-text-anchor:top;visibility:visible;z-index:251663360" filled="f" stroked="f">
+                  <v:shape id="Text Box 3" o:spid="_x0000_s1027" type="#_x0000_t202" alt="Classified: RESTRICTED" style="position:absolute;margin-left:0;margin-top:0;width:112.05pt;height:27.2pt;z-index:251660288;visibility:visible;mso-wrap-style:none;mso-wrap-distance-left:0;mso-wrap-distance-top:0;mso-wrap-distance-right:0;mso-wrap-distance-bottom:0;mso-position-horizontal:left;mso-position-horizontal-relative:page;mso-position-vertical:top;mso-position-vertical-relative:page;v-text-anchor:top" o:gfxdata="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" filled="f" stroked="f">
                     <v:textbox style="mso-fit-shape-to-text:t" inset="20pt,15pt,0,0">
                       <w:txbxContent>
                         <w:p>
@@ -1572,6 +1605,7 @@
                         </w:p>
                       </w:txbxContent>
                     </v:textbox>
+                    <w10:wrap anchorx="page" anchory="page"/>
                   </v:shape>
                 </w:pict>
               </mc:Fallback>
@@ -1691,11 +1725,6 @@
       </w:tc>
     </w:tr>
     <w:tr>
-      <w:tblPrEx>
-        <w:tblW w:w="10400" w:type="dxa"/>
-        <w:jc w:val="center"/>
-        <w:tblLook w:val="04A0"/>
-      </w:tblPrEx>
       <w:trPr>
         <w:trHeight w:val="300"/>
         <w:jc w:val="center"/>
@@ -1802,11 +1831,6 @@
       </w:tc>
     </w:tr>
     <w:tr>
-      <w:tblPrEx>
-        <w:tblW w:w="10400" w:type="dxa"/>
-        <w:jc w:val="center"/>
-        <w:tblLook w:val="04A0"/>
-      </w:tblPrEx>
       <w:trPr>
         <w:trHeight w:val="300"/>
         <w:jc w:val="center"/>
@@ -1936,11 +1960,6 @@
       </w:tc>
     </w:tr>
     <w:tr>
-      <w:tblPrEx>
-        <w:tblW w:w="10400" w:type="dxa"/>
-        <w:jc w:val="center"/>
-        <w:tblLook w:val="04A0"/>
-      </w:tblPrEx>
       <w:trPr>
         <w:trHeight w:val="300"/>
         <w:jc w:val="center"/>
@@ -2007,7 +2026,7 @@
 </file>
 
 <file path=word/header3.xml><?xml version="1.0" encoding="utf-8"?>
-<w:hdr xmlns:wpc="http://schemas.microsoft.com/office/word/2010/wordprocessingCanvas" xmlns:cx="http://schemas.microsoft.com/office/drawing/2014/chartex" xmlns:cx1="http://schemas.microsoft.com/office/drawing/2015/9/8/chartex" xmlns:cx2="http://schemas.microsoft.com/office/drawing/2015/10/21/chartex" xmlns:cx3="http://schemas.microsoft.com/office/drawing/2016/5/9/chartex" xmlns:cx4="http://schemas.microsoft.com/office/drawing/2016/5/10/chartex" xmlns:cx5="http://schemas.microsoft.com/office/drawing/2016/5/11/chartex" xmlns:mc="http://schemas.openxmlformats.org/markup-compatibility/2006" xmlns:o="urn:schemas-microsoft-com:office:office" xmlns:r="http://schemas.openxmlformats.org/officeDocument/2006/relationships" xmlns:m="http://schemas.openxmlformats.org/officeDocument/2006/math" xmlns:v="urn:schemas-microsoft-com:vml" xmlns:wp14="http://schemas.microsoft.com/office/word/2010/wordprocessingDrawing" xmlns:wp="http://schemas.openxmlformats.org/drawingml/2006/wordprocessingDrawing" xmlns:w10="urn:schemas-microsoft-com:office:word" xmlns:w="http://schemas.openxmlformats.org/wordprocessingml/2006/main" xmlns:w14="http://schemas.microsoft.com/office/word/2010/wordml" xmlns:w15="http://schemas.microsoft.com/office/word/2012/wordml" xmlns:wne="http://schemas.microsoft.com/office/word/2006/wordml" xmlns:wpg="http://schemas.microsoft.com/office/word/2010/wordprocessingGroup" xmlns:wpi="http://schemas.microsoft.com/office/word/2010/wordprocessingInk" xmlns:wps="http://schemas.microsoft.com/office/word/2010/wordprocessingShape" mc:Ignorable="w14 w15 wp14">
+<w:hdr xmlns:wpc="http://schemas.microsoft.com/office/word/2010/wordprocessingCanvas" xmlns:cx="http://schemas.microsoft.com/office/drawing/2014/chartex" xmlns:cx1="http://schemas.microsoft.com/office/drawing/2015/9/8/chartex" xmlns:cx2="http://schemas.microsoft.com/office/drawing/2015/10/21/chartex" xmlns:cx3="http://schemas.microsoft.com/office/drawing/2016/5/9/chartex" xmlns:cx4="http://schemas.microsoft.com/office/drawing/2016/5/10/chartex" xmlns:cx5="http://schemas.microsoft.com/office/drawing/2016/5/11/chartex" xmlns:cx6="http://schemas.microsoft.com/office/drawing/2016/5/12/chartex" xmlns:cx7="http://schemas.microsoft.com/office/drawing/2016/5/13/chartex" xmlns:cx8="http://schemas.microsoft.com/office/drawing/2016/5/14/chartex" xmlns:mc="http://schemas.openxmlformats.org/markup-compatibility/2006" xmlns:aink="http://schemas.microsoft.com/office/drawing/2016/ink" xmlns:am3d="http://schemas.microsoft.com/office/drawing/2017/model3d" xmlns:o="urn:schemas-microsoft-com:office:office" xmlns:oel="http://schemas.microsoft.com/office/2019/extlst" xmlns:r="http://schemas.openxmlformats.org/officeDocument/2006/relationships" xmlns:m="http://schemas.openxmlformats.org/officeDocument/2006/math" xmlns:v="urn:schemas-microsoft-com:vml" xmlns:wp14="http://schemas.microsoft.com/office/word/2010/wordprocessingDrawing" xmlns:wp="http://schemas.openxmlformats.org/drawingml/2006/wordprocessingDrawing" xmlns:w10="urn:schemas-microsoft-com:office:word" xmlns:w="http://schemas.openxmlformats.org/wordprocessingml/2006/main" xmlns:w14="http://schemas.microsoft.com/office/word/2010/wordml" xmlns:w15="http://schemas.microsoft.com/office/word/2012/wordml" xmlns:w16cex="http://schemas.microsoft.com/office/word/2018/wordml/cex" xmlns:w16cid="http://schemas.microsoft.com/office/word/2016/wordml/cid" xmlns:w16="http://schemas.microsoft.com/office/word/2018/wordml" xmlns:w16du="http://schemas.microsoft.com/office/word/2023/wordml/word16du" xmlns:w16sdtdh="http://schemas.microsoft.com/office/word/2020/wordml/sdtdatahash" xmlns:w16sdtfl="http://schemas.microsoft.com/office/word/2024/wordml/sdtformatlock" xmlns:w16se="http://schemas.microsoft.com/office/word/2015/wordml/symex" xmlns:wpg="http://schemas.microsoft.com/office/word/2010/wordprocessingGroup" xmlns:wpi="http://schemas.microsoft.com/office/word/2010/wordprocessingInk" xmlns:wne="http://schemas.microsoft.com/office/word/2006/wordml" xmlns:wps="http://schemas.microsoft.com/office/word/2010/wordprocessingShape" mc:Ignorable="w14 w15 w16se w16cid w16 w16cex w16sdtdh w16sdtfl w16du wp14">
   <w:p>
     <w:pPr>
       <w:pStyle w:val="Header"/>
@@ -2019,8 +2038,8 @@
       <mc:AlternateContent>
         <mc:Choice Requires="wps">
           <w:drawing>
-            <wp:anchor distT="0" distB="0" distL="0" distR="0" simplePos="0" relativeHeight="251658240" behindDoc="0" locked="0" layoutInCell="1" allowOverlap="1">
-              <wp:simplePos x="0" y="0"/>
+            <wp:anchor distT="0" distB="0" distL="0" distR="0" simplePos="0" relativeHeight="251658240" behindDoc="0" locked="0" layoutInCell="1" allowOverlap="1" wp14:anchorId="2D87FA52" wp14:editId="4A386CBB">
+              <wp:simplePos x="371475" y="457200"/>
               <wp:positionH relativeFrom="page">
                 <wp:align>left</wp:align>
               </wp:positionH>
@@ -2032,7 +2051,7 @@
               <wp:wrapNone/>
               <wp:docPr id="1767099198" name="Text Box 1" descr="Classified: RESTRICTED">
                 <a:extLst xmlns:a="http://schemas.openxmlformats.org/drawingml/2006/main">
-                  <a:ext xmlns:a="http://schemas.openxmlformats.org/drawingml/2006/main" uri="{5AE41FA2-C0FF-4470-9BD4-5FADCA87CBE2}">
+                  <a:ext uri="{5AE41FA2-C0FF-4470-9BD4-5FADCA87CBE2}">
                     <aclsh:classification xmlns:aclsh="http://schemas.microsoft.com/office/drawing/2020/classificationShape" classificationOutcomeType="hdr"/>
                   </a:ext>
                 </a:extLst>
@@ -2040,7 +2059,7 @@
               <wp:cNvGraphicFramePr/>
               <a:graphic xmlns:a="http://schemas.openxmlformats.org/drawingml/2006/main">
                 <a:graphicData uri="http://schemas.microsoft.com/office/word/2010/wordprocessingShape">
-                  <wps:wsp xmlns:wps="http://schemas.microsoft.com/office/word/2010/wordprocessingShape">
+                  <wps:wsp>
                     <wps:cNvSpPr txBox="1"/>
                     <wps:spPr>
                       <a:xfrm>
@@ -2084,11 +2103,11 @@
         </mc:Choice>
         <mc:Fallback>
           <w:pict>
-            <v:shapetype id="_x0000_t202" coordsize="21600,21600" o:spt="202" path="m,l,21600r21600,l21600,xe">
+            <v:shapetype w14:anchorId="2D87FA52" id="_x0000_t202" coordsize="21600,21600" o:spt="202" path="m,l,21600r21600,l21600,xe">
               <v:stroke joinstyle="miter"/>
               <v:path gradientshapeok="t" o:connecttype="rect"/>
             </v:shapetype>
-            <v:shape id="Text Box 1" o:spid="_x0000_s2051" type="#_x0000_t202" alt="Classified: RESTRICTED" style="width:112.05pt;height:27.2pt;margin-top:0;margin-left:0;mso-position-horizontal:left;mso-position-horizontal-relative:page;mso-position-vertical:top;mso-position-vertical-relative:page;mso-wrap-distance-bottom:0;mso-wrap-distance-left:0;mso-wrap-distance-right:0;mso-wrap-distance-top:0;mso-wrap-style:none;position:absolute;v-text-anchor:top;visibility:visible;z-index:251659264" filled="f" stroked="f">
+            <v:shape id="Text Box 1" o:spid="_x0000_s1028" type="#_x0000_t202" alt="Classified: RESTRICTED" style="position:absolute;margin-left:0;margin-top:0;width:112.05pt;height:27.2pt;z-index:251658240;visibility:visible;mso-wrap-style:none;mso-wrap-distance-left:0;mso-wrap-distance-top:0;mso-wrap-distance-right:0;mso-wrap-distance-bottom:0;mso-position-horizontal:left;mso-position-horizontal-relative:page;mso-position-vertical:top;mso-position-vertical-relative:page;v-text-anchor:top" o:gfxdata="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" filled="f" stroked="f">
               <v:textbox style="mso-fit-shape-to-text:t" inset="20pt,15pt,0,0">
                 <w:txbxContent>
                   <w:p>
@@ -2104,6 +2123,7 @@
                   </w:p>
                 </w:txbxContent>
               </v:textbox>
+              <w10:wrap anchorx="page" anchory="page"/>
             </v:shape>
           </w:pict>
         </mc:Fallback>
@@ -2114,7 +2134,7 @@
 </file>
 
 <file path=word/styles.xml><?xml version="1.0" encoding="utf-8"?>
-<w:styles xmlns:mc="http://schemas.openxmlformats.org/markup-compatibility/2006" xmlns:r="http://schemas.openxmlformats.org/officeDocument/2006/relationships" xmlns:w="http://schemas.openxmlformats.org/wordprocessingml/2006/main" xmlns:w14="http://schemas.microsoft.com/office/word/2010/wordml" xmlns:w15="http://schemas.microsoft.com/office/word/2012/wordml" mc:Ignorable="w14 w15">
+<w:styles xmlns:mc="http://schemas.openxmlformats.org/markup-compatibility/2006" xmlns:r="http://schemas.openxmlformats.org/officeDocument/2006/relationships" xmlns:w="http://schemas.openxmlformats.org/wordprocessingml/2006/main" xmlns:w14="http://schemas.microsoft.com/office/word/2010/wordml" xmlns:w15="http://schemas.microsoft.com/office/word/2012/wordml" xmlns:w16cex="http://schemas.microsoft.com/office/word/2018/wordml/cex" xmlns:w16cid="http://schemas.microsoft.com/office/word/2016/wordml/cid" xmlns:w16="http://schemas.microsoft.com/office/word/2018/wordml" xmlns:w16du="http://schemas.microsoft.com/office/word/2023/wordml/word16du" xmlns:w16sdtdh="http://schemas.microsoft.com/office/word/2020/wordml/sdtdatahash" xmlns:w16sdtfl="http://schemas.microsoft.com/office/word/2024/wordml/sdtformatlock" xmlns:w16se="http://schemas.microsoft.com/office/word/2015/wordml/symex" mc:Ignorable="w14 w15 w16se w16cid w16 w16cex w16sdtdh w16sdtfl w16du">
   <w:docDefaults>
     <w:rPrDefault>
       <w:rPr>
@@ -2504,11 +2524,11 @@
     <w:lsdException w:name="List Table 5 Dark Accent 6" w:uiPriority="50"/>
     <w:lsdException w:name="List Table 6 Colorful Accent 6" w:uiPriority="51"/>
     <w:lsdException w:name="List Table 7 Colorful Accent 6" w:uiPriority="52"/>
-    <w:lsdException w:name="Smart Link" w:semiHidden="1" w:unhideWhenUsed="1"/>
     <w:lsdException w:name="Mention" w:semiHidden="1" w:unhideWhenUsed="1"/>
     <w:lsdException w:name="Smart Hyperlink" w:semiHidden="1" w:unhideWhenUsed="1"/>
     <w:lsdException w:name="Hashtag" w:semiHidden="1" w:unhideWhenUsed="1"/>
     <w:lsdException w:name="Unresolved Mention" w:semiHidden="1" w:unhideWhenUsed="1"/>
+    <w:lsdException w:name="Smart Link" w:semiHidden="1" w:unhideWhenUsed="1"/>
   </w:latentStyles>
   <w:style w:type="paragraph" w:default="1" w:styleId="Normal">
     <w:name w:val="Normal"/>
